--- a/Setup Docs.docx
+++ b/Setup Docs.docx
@@ -9,6 +9,9 @@
     </w:p>
     <w:p>
       <w:r>
+        <w:rPr>
+          <w:noProof/>
+        </w:rPr>
         <w:drawing>
           <wp:inline distT="0" distB="0" distL="0" distR="0" wp14:anchorId="134AFAE6" wp14:editId="39B2B1AA">
             <wp:extent cx="4293592" cy="2718816"/>
@@ -53,6 +56,9 @@
     </w:p>
     <w:p>
       <w:r>
+        <w:rPr>
+          <w:noProof/>
+        </w:rPr>
         <w:drawing>
           <wp:inline distT="0" distB="0" distL="0" distR="0" wp14:anchorId="0F564E0F" wp14:editId="6AACEF6B">
             <wp:extent cx="5012505" cy="2036064"/>
@@ -97,6 +103,9 @@
     </w:p>
     <w:p>
       <w:r>
+        <w:rPr>
+          <w:noProof/>
+        </w:rPr>
         <w:drawing>
           <wp:inline distT="0" distB="0" distL="0" distR="0" wp14:anchorId="0A17065A" wp14:editId="2B392E84">
             <wp:extent cx="5046670" cy="2170176"/>
@@ -140,16 +149,14 @@
         <w:t>Debug Configuration:</w:t>
       </w:r>
       <w:r>
-        <w:t xml:space="preserve"> </w:t>
-      </w:r>
-      <w:proofErr w:type="gramStart"/>
-      <w:r>
-        <w:t>Enable  SWV</w:t>
-      </w:r>
-      <w:proofErr w:type="gramEnd"/>
-    </w:p>
-    <w:p>
-      <w:r>
+        <w:t xml:space="preserve"> Enable  SWV</w:t>
+      </w:r>
+    </w:p>
+    <w:p>
+      <w:r>
+        <w:rPr>
+          <w:noProof/>
+        </w:rPr>
         <w:drawing>
           <wp:inline distT="0" distB="0" distL="0" distR="0" wp14:anchorId="67386D8E" wp14:editId="325325BC">
             <wp:extent cx="5943600" cy="3981450"/>
@@ -187,7 +194,350 @@
         </w:drawing>
       </w:r>
     </w:p>
-    <w:p/>
+    <w:p>
+      <w:r>
+        <w:t>Enable SWV:</w:t>
+      </w:r>
+    </w:p>
+    <w:p>
+      <w:r>
+        <w:lastRenderedPageBreak/>
+        <w:drawing>
+          <wp:inline distT="0" distB="0" distL="0" distR="0" wp14:anchorId="02C383FA" wp14:editId="38EBD350">
+            <wp:extent cx="5943600" cy="3596640"/>
+            <wp:effectExtent l="0" t="0" r="0" b="3810"/>
+            <wp:docPr id="1162308316" name="Picture 1"/>
+            <wp:cNvGraphicFramePr>
+              <a:graphicFrameLocks xmlns:a="http://schemas.openxmlformats.org/drawingml/2006/main" noChangeAspect="1"/>
+            </wp:cNvGraphicFramePr>
+            <a:graphic xmlns:a="http://schemas.openxmlformats.org/drawingml/2006/main">
+              <a:graphicData uri="http://schemas.openxmlformats.org/drawingml/2006/picture">
+                <pic:pic xmlns:pic="http://schemas.openxmlformats.org/drawingml/2006/picture">
+                  <pic:nvPicPr>
+                    <pic:cNvPr id="1162308316" name=""/>
+                    <pic:cNvPicPr/>
+                  </pic:nvPicPr>
+                  <pic:blipFill>
+                    <a:blip r:embed="rId8"/>
+                    <a:stretch>
+                      <a:fillRect/>
+                    </a:stretch>
+                  </pic:blipFill>
+                  <pic:spPr>
+                    <a:xfrm>
+                      <a:off x="0" y="0"/>
+                      <a:ext cx="5943600" cy="3596640"/>
+                    </a:xfrm>
+                    <a:prstGeom prst="rect">
+                      <a:avLst/>
+                    </a:prstGeom>
+                  </pic:spPr>
+                </pic:pic>
+              </a:graphicData>
+            </a:graphic>
+          </wp:inline>
+        </w:drawing>
+      </w:r>
+    </w:p>
+    <w:p>
+      <w:r>
+        <w:rPr>
+          <w:rStyle w:val="TitleChar"/>
+        </w:rPr>
+        <w:t>OPEN OCD debug Configuration</w:t>
+      </w:r>
+      <w:r>
+        <w:t xml:space="preserve"> </w:t>
+      </w:r>
+    </w:p>
+    <w:p>
+      <w:r>
+        <w:t>: cortex M0</w:t>
+      </w:r>
+    </w:p>
+    <w:p>
+      <w:pPr>
+        <w:spacing w:after="0"/>
+      </w:pPr>
+      <w:r>
+        <w:t>OpenOCD Debugger and Semi-hosting</w:t>
+      </w:r>
+    </w:p>
+    <w:p>
+      <w:pPr>
+        <w:spacing w:after="0"/>
+      </w:pPr>
+      <w:r>
+        <w:t>======================================</w:t>
+      </w:r>
+    </w:p>
+    <w:p>
+      <w:pPr>
+        <w:spacing w:after="0"/>
+      </w:pPr>
+      <w:r>
+        <w:t xml:space="preserve">Set the linker arguments </w:t>
+      </w:r>
+    </w:p>
+    <w:p>
+      <w:pPr>
+        <w:spacing w:after="0"/>
+      </w:pPr>
+      <w:r>
+        <w:t>-specs=rdimon.specs -lc -lrdimon</w:t>
+      </w:r>
+    </w:p>
+    <w:p>
+      <w:pPr>
+        <w:spacing w:after="0"/>
+      </w:pPr>
+    </w:p>
+    <w:p>
+      <w:pPr>
+        <w:spacing w:after="0"/>
+      </w:pPr>
+      <w:r>
+        <w:t>Add semi-hosting run command</w:t>
+      </w:r>
+    </w:p>
+    <w:p>
+      <w:pPr>
+        <w:spacing w:after="0"/>
+      </w:pPr>
+      <w:r>
+        <w:t xml:space="preserve">monitor arm semihosting enable </w:t>
+      </w:r>
+    </w:p>
+    <w:p>
+      <w:pPr>
+        <w:spacing w:after="0"/>
+      </w:pPr>
+    </w:p>
+    <w:p>
+      <w:pPr>
+        <w:spacing w:after="0"/>
+      </w:pPr>
+      <w:r>
+        <w:t xml:space="preserve">Add the below function call to main.c </w:t>
+      </w:r>
+    </w:p>
+    <w:p>
+      <w:pPr>
+        <w:spacing w:after="0"/>
+      </w:pPr>
+      <w:r>
+        <w:t>extern void initialise_monitor_handles(void);</w:t>
+      </w:r>
+    </w:p>
+    <w:p>
+      <w:r>
+        <w:t>initialise_monitor_handles();</w:t>
+      </w:r>
+    </w:p>
+    <w:p>
+      <w:r>
+        <w:lastRenderedPageBreak/>
+        <w:drawing>
+          <wp:inline distT="0" distB="0" distL="0" distR="0" wp14:anchorId="70601B93" wp14:editId="4DFF6DA6">
+            <wp:extent cx="5943600" cy="2343150"/>
+            <wp:effectExtent l="0" t="0" r="0" b="0"/>
+            <wp:docPr id="1514609200" name="Picture 1"/>
+            <wp:cNvGraphicFramePr>
+              <a:graphicFrameLocks xmlns:a="http://schemas.openxmlformats.org/drawingml/2006/main" noChangeAspect="1"/>
+            </wp:cNvGraphicFramePr>
+            <a:graphic xmlns:a="http://schemas.openxmlformats.org/drawingml/2006/main">
+              <a:graphicData uri="http://schemas.openxmlformats.org/drawingml/2006/picture">
+                <pic:pic xmlns:pic="http://schemas.openxmlformats.org/drawingml/2006/picture">
+                  <pic:nvPicPr>
+                    <pic:cNvPr id="1514609200" name=""/>
+                    <pic:cNvPicPr/>
+                  </pic:nvPicPr>
+                  <pic:blipFill>
+                    <a:blip r:embed="rId9"/>
+                    <a:stretch>
+                      <a:fillRect/>
+                    </a:stretch>
+                  </pic:blipFill>
+                  <pic:spPr>
+                    <a:xfrm>
+                      <a:off x="0" y="0"/>
+                      <a:ext cx="5943600" cy="2343150"/>
+                    </a:xfrm>
+                    <a:prstGeom prst="rect">
+                      <a:avLst/>
+                    </a:prstGeom>
+                  </pic:spPr>
+                </pic:pic>
+              </a:graphicData>
+            </a:graphic>
+          </wp:inline>
+        </w:drawing>
+      </w:r>
+      <w:r>
+        <w:drawing>
+          <wp:inline distT="0" distB="0" distL="0" distR="0" wp14:anchorId="6C4E15A9" wp14:editId="0894E3ED">
+            <wp:extent cx="5943600" cy="5816600"/>
+            <wp:effectExtent l="0" t="0" r="0" b="0"/>
+            <wp:docPr id="624236254" name="Picture 1"/>
+            <wp:cNvGraphicFramePr>
+              <a:graphicFrameLocks xmlns:a="http://schemas.openxmlformats.org/drawingml/2006/main" noChangeAspect="1"/>
+            </wp:cNvGraphicFramePr>
+            <a:graphic xmlns:a="http://schemas.openxmlformats.org/drawingml/2006/main">
+              <a:graphicData uri="http://schemas.openxmlformats.org/drawingml/2006/picture">
+                <pic:pic xmlns:pic="http://schemas.openxmlformats.org/drawingml/2006/picture">
+                  <pic:nvPicPr>
+                    <pic:cNvPr id="624236254" name=""/>
+                    <pic:cNvPicPr/>
+                  </pic:nvPicPr>
+                  <pic:blipFill>
+                    <a:blip r:embed="rId10"/>
+                    <a:stretch>
+                      <a:fillRect/>
+                    </a:stretch>
+                  </pic:blipFill>
+                  <pic:spPr>
+                    <a:xfrm>
+                      <a:off x="0" y="0"/>
+                      <a:ext cx="5943600" cy="5816600"/>
+                    </a:xfrm>
+                    <a:prstGeom prst="rect">
+                      <a:avLst/>
+                    </a:prstGeom>
+                  </pic:spPr>
+                </pic:pic>
+              </a:graphicData>
+            </a:graphic>
+          </wp:inline>
+        </w:drawing>
+      </w:r>
+    </w:p>
+    <w:p>
+      <w:r>
+        <w:lastRenderedPageBreak/>
+        <w:t>Exclude this from build</w:t>
+      </w:r>
+      <w:r>
+        <w:drawing>
+          <wp:inline distT="0" distB="0" distL="0" distR="0" wp14:anchorId="0B271C9C" wp14:editId="5D5A7152">
+            <wp:extent cx="5943600" cy="5022215"/>
+            <wp:effectExtent l="0" t="0" r="0" b="6985"/>
+            <wp:docPr id="394399437" name="Picture 1"/>
+            <wp:cNvGraphicFramePr>
+              <a:graphicFrameLocks xmlns:a="http://schemas.openxmlformats.org/drawingml/2006/main" noChangeAspect="1"/>
+            </wp:cNvGraphicFramePr>
+            <a:graphic xmlns:a="http://schemas.openxmlformats.org/drawingml/2006/main">
+              <a:graphicData uri="http://schemas.openxmlformats.org/drawingml/2006/picture">
+                <pic:pic xmlns:pic="http://schemas.openxmlformats.org/drawingml/2006/picture">
+                  <pic:nvPicPr>
+                    <pic:cNvPr id="394399437" name=""/>
+                    <pic:cNvPicPr/>
+                  </pic:nvPicPr>
+                  <pic:blipFill>
+                    <a:blip r:embed="rId11"/>
+                    <a:stretch>
+                      <a:fillRect/>
+                    </a:stretch>
+                  </pic:blipFill>
+                  <pic:spPr>
+                    <a:xfrm>
+                      <a:off x="0" y="0"/>
+                      <a:ext cx="5943600" cy="5022215"/>
+                    </a:xfrm>
+                    <a:prstGeom prst="rect">
+                      <a:avLst/>
+                    </a:prstGeom>
+                  </pic:spPr>
+                </pic:pic>
+              </a:graphicData>
+            </a:graphic>
+          </wp:inline>
+        </w:drawing>
+      </w:r>
+    </w:p>
+    <w:p>
+      <w:r>
+        <w:t>Main.c</w:t>
+      </w:r>
+    </w:p>
+    <w:p>
+      <w:r>
+        <w:lastRenderedPageBreak/>
+        <w:drawing>
+          <wp:inline distT="0" distB="0" distL="0" distR="0" wp14:anchorId="0AA2F89F" wp14:editId="0573AE75">
+            <wp:extent cx="6039650" cy="2638425"/>
+            <wp:effectExtent l="0" t="0" r="0" b="0"/>
+            <wp:docPr id="1524249928" name="Picture 1"/>
+            <wp:cNvGraphicFramePr>
+              <a:graphicFrameLocks xmlns:a="http://schemas.openxmlformats.org/drawingml/2006/main" noChangeAspect="1"/>
+            </wp:cNvGraphicFramePr>
+            <a:graphic xmlns:a="http://schemas.openxmlformats.org/drawingml/2006/main">
+              <a:graphicData uri="http://schemas.openxmlformats.org/drawingml/2006/picture">
+                <pic:pic xmlns:pic="http://schemas.openxmlformats.org/drawingml/2006/picture">
+                  <pic:nvPicPr>
+                    <pic:cNvPr id="1524249928" name=""/>
+                    <pic:cNvPicPr/>
+                  </pic:nvPicPr>
+                  <pic:blipFill>
+                    <a:blip r:embed="rId12"/>
+                    <a:stretch>
+                      <a:fillRect/>
+                    </a:stretch>
+                  </pic:blipFill>
+                  <pic:spPr>
+                    <a:xfrm>
+                      <a:off x="0" y="0"/>
+                      <a:ext cx="6044407" cy="2640503"/>
+                    </a:xfrm>
+                    <a:prstGeom prst="rect">
+                      <a:avLst/>
+                    </a:prstGeom>
+                  </pic:spPr>
+                </pic:pic>
+              </a:graphicData>
+            </a:graphic>
+          </wp:inline>
+        </w:drawing>
+      </w:r>
+    </w:p>
+    <w:p>
+      <w:r>
+        <w:drawing>
+          <wp:inline distT="0" distB="0" distL="0" distR="0" wp14:anchorId="682F7BA7" wp14:editId="3F252657">
+            <wp:extent cx="5943600" cy="2952750"/>
+            <wp:effectExtent l="0" t="0" r="0" b="0"/>
+            <wp:docPr id="451169940" name="Picture 1"/>
+            <wp:cNvGraphicFramePr>
+              <a:graphicFrameLocks xmlns:a="http://schemas.openxmlformats.org/drawingml/2006/main" noChangeAspect="1"/>
+            </wp:cNvGraphicFramePr>
+            <a:graphic xmlns:a="http://schemas.openxmlformats.org/drawingml/2006/main">
+              <a:graphicData uri="http://schemas.openxmlformats.org/drawingml/2006/picture">
+                <pic:pic xmlns:pic="http://schemas.openxmlformats.org/drawingml/2006/picture">
+                  <pic:nvPicPr>
+                    <pic:cNvPr id="451169940" name=""/>
+                    <pic:cNvPicPr/>
+                  </pic:nvPicPr>
+                  <pic:blipFill>
+                    <a:blip r:embed="rId13"/>
+                    <a:stretch>
+                      <a:fillRect/>
+                    </a:stretch>
+                  </pic:blipFill>
+                  <pic:spPr>
+                    <a:xfrm>
+                      <a:off x="0" y="0"/>
+                      <a:ext cx="5943600" cy="2952750"/>
+                    </a:xfrm>
+                    <a:prstGeom prst="rect">
+                      <a:avLst/>
+                    </a:prstGeom>
+                  </pic:spPr>
+                </pic:pic>
+              </a:graphicData>
+            </a:graphic>
+          </wp:inline>
+        </w:drawing>
+      </w:r>
+    </w:p>
     <w:sectPr>
       <w:pgSz w:w="12240" w:h="15840"/>
       <w:pgMar w:top="1440" w:right="1440" w:bottom="1440" w:left="1440" w:header="720" w:footer="720" w:gutter="0"/>

--- a/Setup Docs.docx
+++ b/Setup Docs.docx
@@ -536,6 +536,11 @@
             </a:graphic>
           </wp:inline>
         </w:drawing>
+      </w:r>
+    </w:p>
+    <w:p>
+      <w:r>
+        <w:t>Video 18</w:t>
       </w:r>
     </w:p>
     <w:sectPr>
